--- a/web/msword/leave/LT4-ใบลาพักผ่อน.docx
+++ b/web/msword/leave/LT4-ใบลาพักผ่อน.docx
@@ -1,6 +1,6 @@
 
 <file path=word/document.xml><?xml version="1.0" encoding="utf-8"?>
-<w:document xmlns:wpc="http://schemas.microsoft.com/office/word/2010/wordprocessingCanvas" xmlns:cx="http://schemas.microsoft.com/office/drawing/2014/chartex" xmlns:cx1="http://schemas.microsoft.com/office/drawing/2015/9/8/chartex" xmlns:cx2="http://schemas.microsoft.com/office/drawing/2015/10/21/chartex" xmlns:cx3="http://schemas.microsoft.com/office/drawing/2016/5/9/chartex" xmlns:cx4="http://schemas.microsoft.com/office/drawing/2016/5/10/chartex" xmlns:cx5="http://schemas.microsoft.com/office/drawing/2016/5/11/chartex" xmlns:cx6="http://schemas.microsoft.com/office/drawing/2016/5/12/chartex" xmlns:cx7="http://schemas.microsoft.com/office/drawing/2016/5/13/chartex" xmlns:cx8="http://schemas.microsoft.com/office/drawing/2016/5/14/chartex" xmlns:mc="http://schemas.openxmlformats.org/markup-compatibility/2006" xmlns:aink="http://schemas.microsoft.com/office/drawing/2016/ink" xmlns:am3d="http://schemas.microsoft.com/office/drawing/2017/model3d" xmlns:o="urn:schemas-microsoft-com:office:office" xmlns:r="http://schemas.openxmlformats.org/officeDocument/2006/relationships" xmlns:m="http://schemas.openxmlformats.org/officeDocument/2006/math" xmlns:v="urn:schemas-microsoft-com:vml" xmlns:wp14="http://schemas.microsoft.com/office/word/2010/wordprocessingDrawing" xmlns:wp="http://schemas.openxmlformats.org/drawingml/2006/wordprocessingDrawing" xmlns:w10="urn:schemas-microsoft-com:office:word" xmlns:w="http://schemas.openxmlformats.org/wordprocessingml/2006/main" xmlns:w14="http://schemas.microsoft.com/office/word/2010/wordml" xmlns:w15="http://schemas.microsoft.com/office/word/2012/wordml" xmlns:w16cex="http://schemas.microsoft.com/office/word/2018/wordml/cex" xmlns:w16cid="http://schemas.microsoft.com/office/word/2016/wordml/cid" xmlns:w16="http://schemas.microsoft.com/office/word/2018/wordml" xmlns:w16sdtdh="http://schemas.microsoft.com/office/word/2020/wordml/sdtdatahash" xmlns:w16se="http://schemas.microsoft.com/office/word/2015/wordml/symex" xmlns:wpg="http://schemas.microsoft.com/office/word/2010/wordprocessingGroup" xmlns:wpi="http://schemas.microsoft.com/office/word/2010/wordprocessingInk" xmlns:wne="http://schemas.microsoft.com/office/word/2006/wordml" xmlns:wps="http://schemas.microsoft.com/office/word/2010/wordprocessingShape" mc:Ignorable="w14 w15 w16se w16cid w16 w16cex w16sdtdh wp14">
+<w:document xmlns:wpc="http://schemas.microsoft.com/office/word/2010/wordprocessingCanvas" xmlns:cx="http://schemas.microsoft.com/office/drawing/2014/chartex" xmlns:cx1="http://schemas.microsoft.com/office/drawing/2015/9/8/chartex" xmlns:cx2="http://schemas.microsoft.com/office/drawing/2015/10/21/chartex" xmlns:cx3="http://schemas.microsoft.com/office/drawing/2016/5/9/chartex" xmlns:cx4="http://schemas.microsoft.com/office/drawing/2016/5/10/chartex" xmlns:cx5="http://schemas.microsoft.com/office/drawing/2016/5/11/chartex" xmlns:cx6="http://schemas.microsoft.com/office/drawing/2016/5/12/chartex" xmlns:cx7="http://schemas.microsoft.com/office/drawing/2016/5/13/chartex" xmlns:cx8="http://schemas.microsoft.com/office/drawing/2016/5/14/chartex" xmlns:mc="http://schemas.openxmlformats.org/markup-compatibility/2006" xmlns:aink="http://schemas.microsoft.com/office/drawing/2016/ink" xmlns:am3d="http://schemas.microsoft.com/office/drawing/2017/model3d" xmlns:o="urn:schemas-microsoft-com:office:office" xmlns:r="http://schemas.openxmlformats.org/officeDocument/2006/relationships" xmlns:m="http://schemas.openxmlformats.org/officeDocument/2006/math" xmlns:v="urn:schemas-microsoft-com:vml" xmlns:wp14="http://schemas.microsoft.com/office/word/2010/wordprocessingDrawing" xmlns:wp="http://schemas.openxmlformats.org/drawingml/2006/wordprocessingDrawing" xmlns:w10="urn:schemas-microsoft-com:office:word" xmlns:w="http://schemas.openxmlformats.org/wordprocessingml/2006/main" xmlns:w14="http://schemas.microsoft.com/office/word/2010/wordml" xmlns:w15="http://schemas.microsoft.com/office/word/2012/wordml" xmlns:w16cex="http://schemas.microsoft.com/office/word/2018/wordml/cex" xmlns:w16cid="http://schemas.microsoft.com/office/word/2016/wordml/cid" xmlns:w16="http://schemas.microsoft.com/office/word/2018/wordml" xmlns:w16se="http://schemas.microsoft.com/office/word/2015/wordml/symex" xmlns:wpg="http://schemas.microsoft.com/office/word/2010/wordprocessingGroup" xmlns:wpi="http://schemas.microsoft.com/office/word/2010/wordprocessingInk" xmlns:wne="http://schemas.microsoft.com/office/word/2006/wordml" xmlns:wps="http://schemas.microsoft.com/office/word/2010/wordprocessingShape" mc:Ignorable="w14 w15 w16se w16cid w16 w16cex wp14">
   <w:body>
     <w:p>
       <w:pPr>
@@ -45,7 +45,7 @@
             <v:stroke joinstyle="miter"/>
             <v:path gradientshapeok="t" o:connecttype="rect"/>
           </v:shapetype>
-          <v:shape id="Text Box 2" o:spid="_x0000_s1045" type="#_x0000_t202" style="position:absolute;left:0;text-align:left;margin-left:326.35pt;margin-top:14.4pt;width:139.75pt;height:28.5pt;z-index:251653120;visibility:visible;mso-height-percent:200;mso-wrap-distance-top:3.6pt;mso-wrap-distance-bottom:3.6pt;mso-height-percent:200;mso-width-relative:margin;mso-height-relative:margin" filled="f" stroked="f">
+          <v:shape id="Text Box 2" o:spid="_x0000_s1040" type="#_x0000_t202" alt="" style="position:absolute;left:0;text-align:left;margin-left:326.35pt;margin-top:14.4pt;width:139.75pt;height:28.5pt;z-index:1;visibility:visible;mso-wrap-style:square;mso-wrap-edited:f;mso-width-percent:0;mso-height-percent:200;mso-wrap-distance-top:3.6pt;mso-wrap-distance-bottom:3.6pt;mso-width-percent:0;mso-height-percent:200;mso-width-relative:margin;mso-height-relative:margin;v-text-anchor:top" filled="f" stroked="f">
             <v:textbox style="mso-next-textbox:#Text Box 2;mso-fit-shape-to-text:t">
               <w:txbxContent>
                 <w:p>
@@ -241,6 +241,8 @@
         </w:rPr>
         <w:t>ขอลาพักผ่อน</w:t>
       </w:r>
+      <w:bookmarkStart w:id="0" w:name="_GoBack"/>
+      <w:bookmarkEnd w:id="0"/>
     </w:p>
     <w:p>
       <w:pPr>
@@ -321,8 +323,8 @@
           <w:szCs w:val="32"/>
         </w:rPr>
         <w:pict w14:anchorId="7B7C0A44">
-          <v:shape id="_x0000_s1049" type="#_x0000_t202" style="position:absolute;margin-left:107pt;margin-top:17.5pt;width:151.05pt;height:28.5pt;z-index:251657216;visibility:visible;mso-height-percent:200;mso-wrap-distance-top:3.6pt;mso-wrap-distance-bottom:3.6pt;mso-height-percent:200;mso-width-relative:margin;mso-height-relative:margin" filled="f" stroked="f">
-            <v:textbox style="mso-next-textbox:#_x0000_s1049;mso-fit-shape-to-text:t">
+          <v:shape id="_x0000_s1039" type="#_x0000_t202" alt="" style="position:absolute;margin-left:107pt;margin-top:17.5pt;width:151.05pt;height:28.5pt;z-index:3;visibility:visible;mso-wrap-style:square;mso-wrap-edited:f;mso-width-percent:0;mso-height-percent:200;mso-wrap-distance-top:3.6pt;mso-wrap-distance-bottom:3.6pt;mso-width-percent:0;mso-height-percent:200;mso-width-relative:margin;mso-height-relative:margin;v-text-anchor:top" filled="f" stroked="f">
+            <v:textbox style="mso-next-textbox:#_x0000_s1039;mso-fit-shape-to-text:t">
               <w:txbxContent>
                 <w:p>
                   <w:pPr>
@@ -381,8 +383,8 @@
           <w:lang w:val="th-TH"/>
         </w:rPr>
         <w:pict w14:anchorId="19C37C16">
-          <v:shape id="_x0000_s1050" type="#_x0000_t202" style="position:absolute;margin-left:291.15pt;margin-top:18.2pt;width:172.5pt;height:28.5pt;z-index:251658240;visibility:visible;mso-height-percent:200;mso-wrap-distance-top:3.6pt;mso-wrap-distance-bottom:3.6pt;mso-height-percent:200;mso-width-relative:margin;mso-height-relative:margin" filled="f" stroked="f">
-            <v:textbox style="mso-next-textbox:#_x0000_s1050;mso-fit-shape-to-text:t">
+          <v:shape id="_x0000_s1038" type="#_x0000_t202" alt="" style="position:absolute;margin-left:291.15pt;margin-top:18.2pt;width:172.5pt;height:28.5pt;z-index:4;visibility:visible;mso-wrap-style:square;mso-wrap-edited:f;mso-width-percent:0;mso-height-percent:200;mso-wrap-distance-top:3.6pt;mso-wrap-distance-bottom:3.6pt;mso-width-percent:0;mso-height-percent:200;mso-width-relative:margin;mso-height-relative:margin;v-text-anchor:top" filled="f" stroked="f">
+            <v:textbox style="mso-next-textbox:#_x0000_s1038;mso-fit-shape-to-text:t">
               <w:txbxContent>
                 <w:p>
                   <w:pPr>
@@ -468,8 +470,8 @@
           <w:lang w:val="th-TH"/>
         </w:rPr>
         <w:pict w14:anchorId="60A2CE5A">
-          <v:shape id="_x0000_s1051" type="#_x0000_t202" style="position:absolute;left:0;text-align:left;margin-left:28.9pt;margin-top:18.15pt;width:436.85pt;height:28.5pt;z-index:251659264;visibility:visible;mso-height-percent:200;mso-wrap-distance-top:3.6pt;mso-wrap-distance-bottom:3.6pt;mso-height-percent:200;mso-width-relative:margin;mso-height-relative:margin" filled="f" stroked="f">
-            <v:textbox style="mso-next-textbox:#_x0000_s1051;mso-fit-shape-to-text:t">
+          <v:shape id="_x0000_s1037" type="#_x0000_t202" alt="" style="position:absolute;left:0;text-align:left;margin-left:19.15pt;margin-top:15.65pt;width:436.85pt;height:28.5pt;z-index:5;visibility:visible;mso-wrap-style:square;mso-wrap-edited:f;mso-width-percent:0;mso-height-percent:200;mso-wrap-distance-top:3.6pt;mso-wrap-distance-bottom:3.6pt;mso-width-percent:0;mso-height-percent:200;mso-width-relative:margin;mso-height-relative:margin;v-text-anchor:top" filled="f" stroked="f">
+            <v:textbox style="mso-next-textbox:#_x0000_s1037;mso-fit-shape-to-text:t">
               <w:txbxContent>
                 <w:p>
                   <w:pPr>
@@ -596,8 +598,8 @@
           <w:lang w:val="th-TH"/>
         </w:rPr>
         <w:pict w14:anchorId="60D33FDD">
-          <v:shape id="_x0000_s1056" type="#_x0000_t202" style="position:absolute;margin-left:375.75pt;margin-top:19.05pt;width:54.85pt;height:28.5pt;z-index:251663360;visibility:visible;mso-height-percent:200;mso-wrap-distance-top:3.6pt;mso-wrap-distance-bottom:3.6pt;mso-height-percent:200;mso-width-relative:margin;mso-height-relative:margin" filled="f" stroked="f">
-            <v:textbox style="mso-next-textbox:#_x0000_s1056;mso-fit-shape-to-text:t">
+          <v:shape id="_x0000_s1036" type="#_x0000_t202" alt="" style="position:absolute;margin-left:375.75pt;margin-top:19.05pt;width:54.85pt;height:28.5pt;z-index:9;visibility:visible;mso-wrap-style:square;mso-wrap-edited:f;mso-width-percent:0;mso-height-percent:200;mso-wrap-distance-top:3.6pt;mso-wrap-distance-bottom:3.6pt;mso-width-percent:0;mso-height-percent:200;mso-width-relative:margin;mso-height-relative:margin;v-text-anchor:top" filled="f" stroked="f">
+            <v:textbox style="mso-next-textbox:#_x0000_s1036;mso-fit-shape-to-text:t">
               <w:txbxContent>
                 <w:p>
                   <w:pPr>
@@ -646,8 +648,8 @@
           <w:szCs w:val="32"/>
         </w:rPr>
         <w:pict w14:anchorId="2345F427">
-          <v:shape id="_x0000_s1060" type="#_x0000_t202" style="position:absolute;margin-left:86.15pt;margin-top:19.05pt;width:54.4pt;height:28.5pt;z-index:251665408;visibility:visible;mso-height-percent:200;mso-wrap-distance-top:3.6pt;mso-wrap-distance-bottom:3.6pt;mso-height-percent:200;mso-width-relative:margin;mso-height-relative:margin" filled="f" stroked="f">
-            <v:textbox style="mso-next-textbox:#_x0000_s1060;mso-fit-shape-to-text:t">
+          <v:shape id="_x0000_s1035" type="#_x0000_t202" alt="" style="position:absolute;margin-left:86.15pt;margin-top:19.05pt;width:54.4pt;height:28.5pt;z-index:10;visibility:visible;mso-wrap-style:square;mso-wrap-edited:f;mso-width-percent:0;mso-height-percent:200;mso-wrap-distance-top:3.6pt;mso-wrap-distance-bottom:3.6pt;mso-width-percent:0;mso-height-percent:200;mso-width-relative:margin;mso-height-relative:margin;v-text-anchor:top" filled="f" stroked="f">
+            <v:textbox style="mso-next-textbox:#_x0000_s1035;mso-fit-shape-to-text:t">
               <w:txbxContent>
                 <w:p>
                   <w:pPr>
@@ -704,7 +706,7 @@
           <w:sz w:val="32"/>
           <w:szCs w:val="32"/>
         </w:rPr>
-        <w:t>………………………………………………………………………………………………………………………………………………………..</w:t>
+        <w:t>…………………………………………………………………………………………………………………………………………</w:t>
       </w:r>
     </w:p>
     <w:p>
@@ -724,8 +726,8 @@
           <w:szCs w:val="32"/>
         </w:rPr>
         <w:pict w14:anchorId="2345F427">
-          <v:shape id="_x0000_s1048" type="#_x0000_t202" style="position:absolute;margin-left:395.45pt;margin-top:19.1pt;width:54.4pt;height:28.5pt;z-index:251656192;visibility:visible;mso-height-percent:200;mso-wrap-distance-top:3.6pt;mso-wrap-distance-bottom:3.6pt;mso-height-percent:200;mso-width-relative:margin;mso-height-relative:margin" filled="f" stroked="f">
-            <v:textbox style="mso-next-textbox:#_x0000_s1048;mso-fit-shape-to-text:t">
+          <v:shape id="_x0000_s1034" type="#_x0000_t202" alt="" style="position:absolute;margin-left:395.45pt;margin-top:19.1pt;width:54.4pt;height:28.5pt;z-index:2;visibility:visible;mso-wrap-style:square;mso-wrap-edited:f;mso-width-percent:0;mso-height-percent:200;mso-wrap-distance-top:3.6pt;mso-wrap-distance-bottom:3.6pt;mso-width-percent:0;mso-height-percent:200;mso-width-relative:margin;mso-height-relative:margin;v-text-anchor:top" filled="f" stroked="f">
+            <v:textbox style="mso-next-textbox:#_x0000_s1034;mso-fit-shape-to-text:t">
               <w:txbxContent>
                 <w:p>
                   <w:pPr>
@@ -774,8 +776,8 @@
           <w:lang w:val="th-TH"/>
         </w:rPr>
         <w:pict w14:anchorId="60D33FDD">
-          <v:shape id="_x0000_s1053" type="#_x0000_t202" style="position:absolute;margin-left:245.65pt;margin-top:17.9pt;width:113.2pt;height:28.5pt;z-index:251661312;visibility:visible;mso-height-percent:200;mso-wrap-distance-top:3.6pt;mso-wrap-distance-bottom:3.6pt;mso-height-percent:200;mso-width-relative:margin;mso-height-relative:margin" filled="f" stroked="f">
-            <v:textbox style="mso-next-textbox:#_x0000_s1053;mso-fit-shape-to-text:t">
+          <v:shape id="_x0000_s1033" type="#_x0000_t202" alt="" style="position:absolute;margin-left:245.65pt;margin-top:17.9pt;width:113.2pt;height:28.5pt;z-index:7;visibility:visible;mso-wrap-style:square;mso-wrap-edited:f;mso-width-percent:0;mso-height-percent:200;mso-wrap-distance-top:3.6pt;mso-wrap-distance-bottom:3.6pt;mso-width-percent:0;mso-height-percent:200;mso-width-relative:margin;mso-height-relative:margin;v-text-anchor:top" filled="f" stroked="f">
+            <v:textbox style="mso-next-textbox:#_x0000_s1033;mso-fit-shape-to-text:t">
               <w:txbxContent>
                 <w:p>
                   <w:pPr>
@@ -826,8 +828,8 @@
           <w:lang w:val="th-TH"/>
         </w:rPr>
         <w:pict w14:anchorId="4DB4412D">
-          <v:shape id="_x0000_s1052" type="#_x0000_t202" style="position:absolute;margin-left:103.95pt;margin-top:18pt;width:107.1pt;height:28.5pt;z-index:251660288;visibility:visible;mso-height-percent:200;mso-wrap-distance-top:3.6pt;mso-wrap-distance-bottom:3.6pt;mso-height-percent:200;mso-width-relative:margin;mso-height-relative:margin" filled="f" stroked="f">
-            <v:textbox style="mso-next-textbox:#_x0000_s1052;mso-fit-shape-to-text:t">
+          <v:shape id="_x0000_s1032" type="#_x0000_t202" alt="" style="position:absolute;margin-left:103.95pt;margin-top:18pt;width:107.1pt;height:28.5pt;z-index:6;visibility:visible;mso-wrap-style:square;mso-wrap-edited:f;mso-width-percent:0;mso-height-percent:200;mso-wrap-distance-top:3.6pt;mso-wrap-distance-bottom:3.6pt;mso-width-percent:0;mso-height-percent:200;mso-width-relative:margin;mso-height-relative:margin;v-text-anchor:top" filled="f" stroked="f">
+            <v:textbox style="mso-next-textbox:#_x0000_s1032;mso-fit-shape-to-text:t">
               <w:txbxContent>
                 <w:p>
                   <w:pPr>
@@ -1024,8 +1026,8 @@
           <w:lang w:val="th-TH"/>
         </w:rPr>
         <w:pict w14:anchorId="17354064">
-          <v:shape id="_x0000_s1054" type="#_x0000_t202" style="position:absolute;margin-left:141.65pt;margin-top:17.85pt;width:314.1pt;height:28.5pt;z-index:251662336;visibility:visible;mso-height-percent:200;mso-wrap-distance-top:3.6pt;mso-wrap-distance-bottom:3.6pt;mso-height-percent:200;mso-width-relative:margin;mso-height-relative:margin" filled="f" stroked="f">
-            <v:textbox style="mso-next-textbox:#_x0000_s1054;mso-fit-shape-to-text:t">
+          <v:shape id="_x0000_s1031" type="#_x0000_t202" alt="" style="position:absolute;margin-left:141.65pt;margin-top:17.85pt;width:314.1pt;height:28.5pt;z-index:8;visibility:visible;mso-wrap-style:square;mso-wrap-edited:f;mso-width-percent:0;mso-height-percent:200;mso-wrap-distance-top:3.6pt;mso-wrap-distance-bottom:3.6pt;mso-width-percent:0;mso-height-percent:200;mso-width-relative:margin;mso-height-relative:margin;v-text-anchor:top" filled="f" stroked="f">
+            <v:textbox style="mso-next-textbox:#_x0000_s1031;mso-fit-shape-to-text:t">
               <w:txbxContent>
                 <w:p>
                   <w:pPr>
@@ -1222,8 +1224,8 @@
           <w:lang w:val="th-TH"/>
         </w:rPr>
         <w:pict w14:anchorId="6E8B7761">
-          <v:shape id="_x0000_s1102" type="#_x0000_t202" style="position:absolute;margin-left:-21.55pt;margin-top:333.3pt;width:229.3pt;height:147.05pt;z-index:251695104;visibility:visible;mso-wrap-distance-left:9pt;mso-wrap-distance-top:3.6pt;mso-wrap-distance-right:9pt;mso-wrap-distance-bottom:3.6pt;mso-position-horizontal-relative:text;mso-position-vertical-relative:text;mso-width-relative:margin;mso-height-relative:margin;v-text-anchor:top" filled="f" strokecolor="white">
-            <v:textbox style="mso-next-textbox:#_x0000_s1102">
+          <v:shape id="_x0000_s1030" type="#_x0000_t202" alt="" style="position:absolute;margin-left:-21.55pt;margin-top:333.3pt;width:229.3pt;height:147.05pt;z-index:14;visibility:visible;mso-wrap-style:square;mso-wrap-edited:f;mso-width-percent:0;mso-height-percent:0;mso-wrap-distance-left:9pt;mso-wrap-distance-top:3.6pt;mso-wrap-distance-right:9pt;mso-wrap-distance-bottom:3.6pt;mso-position-horizontal-relative:text;mso-position-vertical-relative:text;mso-width-percent:0;mso-height-percent:0;mso-width-relative:margin;mso-height-relative:margin;v-text-anchor:top" filled="f" strokecolor="white">
+            <v:textbox style="mso-next-textbox:#_x0000_s1030">
               <w:txbxContent>
                 <w:p>
                   <w:pPr>
@@ -1470,8 +1472,8 @@
           <w:lang w:val="th-TH"/>
         </w:rPr>
         <w:pict w14:anchorId="34AD11AA">
-          <v:shape id="_x0000_s1101" type="#_x0000_t202" style="position:absolute;margin-left:-31.7pt;margin-top:154pt;width:200.9pt;height:142.05pt;z-index:251694080;visibility:visible;mso-wrap-distance-left:9pt;mso-wrap-distance-top:3.6pt;mso-wrap-distance-right:9pt;mso-wrap-distance-bottom:3.6pt;mso-position-horizontal-relative:text;mso-position-vertical-relative:text;mso-width-relative:margin;mso-height-relative:margin;v-text-anchor:top" filled="f" stroked="f">
-            <v:textbox style="mso-next-textbox:#_x0000_s1101">
+          <v:shape id="_x0000_s1029" type="#_x0000_t202" alt="" style="position:absolute;margin-left:-31.7pt;margin-top:154pt;width:200.9pt;height:142.05pt;z-index:13;visibility:visible;mso-wrap-style:square;mso-wrap-edited:f;mso-width-percent:0;mso-height-percent:0;mso-wrap-distance-left:9pt;mso-wrap-distance-top:3.6pt;mso-wrap-distance-right:9pt;mso-wrap-distance-bottom:3.6pt;mso-position-horizontal-relative:text;mso-position-vertical-relative:text;mso-width-percent:0;mso-height-percent:0;mso-width-relative:margin;mso-height-relative:margin;v-text-anchor:top" filled="f" stroked="f">
+            <v:textbox style="mso-next-textbox:#_x0000_s1029">
               <w:txbxContent>
                 <w:p>
                   <w:pPr>
@@ -2132,8 +2134,8 @@
                 <w:szCs w:val="32"/>
               </w:rPr>
               <w:pict w14:anchorId="2C6E8F10">
-                <v:shape id="_x0000_s1081" type="#_x0000_t202" style="position:absolute;left:0;text-align:left;margin-left:14.55pt;margin-top:5.8pt;width:209.5pt;height:91.4pt;z-index:251676672;visibility:visible;mso-wrap-distance-left:9pt;mso-wrap-distance-top:3.6pt;mso-wrap-distance-right:9pt;mso-wrap-distance-bottom:3.6pt;mso-position-horizontal-relative:text;mso-position-vertical-relative:text;mso-width-relative:margin;mso-height-relative:margin;v-text-anchor:top" filled="f" stroked="f">
-                  <v:textbox style="mso-next-textbox:#_x0000_s1081">
+                <v:shape id="_x0000_s1028" type="#_x0000_t202" alt="" style="position:absolute;left:0;text-align:left;margin-left:14.55pt;margin-top:5.8pt;width:209.5pt;height:91.4pt;z-index:11;visibility:visible;mso-wrap-style:square;mso-wrap-edited:f;mso-width-percent:0;mso-height-percent:0;mso-wrap-distance-left:9pt;mso-wrap-distance-top:3.6pt;mso-wrap-distance-right:9pt;mso-wrap-distance-bottom:3.6pt;mso-position-horizontal-relative:text;mso-position-vertical-relative:text;mso-width-percent:0;mso-height-percent:0;mso-width-relative:margin;mso-height-relative:margin;v-text-anchor:top" filled="f" stroked="f">
+                  <v:textbox style="mso-next-textbox:#_x0000_s1028">
                     <w:txbxContent>
                       <w:p>
                         <w:pPr>
@@ -2358,8 +2360,8 @@
                 <w:lang w:val="th-TH"/>
               </w:rPr>
               <w:pict w14:anchorId="776FAF32">
-                <v:shape id="_x0000_s1103" type="#_x0000_t202" style="position:absolute;left:0;text-align:left;margin-left:224.35pt;margin-top:137.3pt;width:258.55pt;height:134.8pt;z-index:251696128;visibility:visible;mso-wrap-distance-left:9pt;mso-wrap-distance-top:3.6pt;mso-wrap-distance-right:9pt;mso-wrap-distance-bottom:3.6pt;mso-position-horizontal-relative:text;mso-position-vertical-relative:text;mso-width-relative:margin;mso-height-relative:margin;v-text-anchor:top" filled="f" stroked="f">
-                  <v:textbox style="mso-next-textbox:#_x0000_s1103">
+                <v:shape id="_x0000_s1027" type="#_x0000_t202" alt="" style="position:absolute;left:0;text-align:left;margin-left:224.35pt;margin-top:137.3pt;width:258.55pt;height:134.8pt;z-index:15;visibility:visible;mso-wrap-style:square;mso-wrap-edited:f;mso-width-percent:0;mso-height-percent:0;mso-wrap-distance-left:9pt;mso-wrap-distance-top:3.6pt;mso-wrap-distance-right:9pt;mso-wrap-distance-bottom:3.6pt;mso-position-horizontal-relative:text;mso-position-vertical-relative:text;mso-width-percent:0;mso-height-percent:0;mso-width-relative:margin;mso-height-relative:margin;v-text-anchor:top" filled="f" stroked="f">
+                  <v:textbox style="mso-next-textbox:#_x0000_s1027">
                     <w:txbxContent>
                       <w:p>
                         <w:pPr>
@@ -2632,8 +2634,8 @@
                 <w:szCs w:val="32"/>
               </w:rPr>
               <w:pict w14:anchorId="2C6E8F10">
-                <v:shape id="_x0000_s1100" type="#_x0000_t202" style="position:absolute;left:0;text-align:left;margin-left:-2.15pt;margin-top:2.45pt;width:229.95pt;height:134.7pt;z-index:251693056;visibility:visible;mso-wrap-distance-left:9pt;mso-wrap-distance-top:3.6pt;mso-wrap-distance-right:9pt;mso-wrap-distance-bottom:3.6pt;mso-position-horizontal-relative:text;mso-position-vertical-relative:text;mso-width-relative:margin;mso-height-relative:margin;v-text-anchor:top" filled="f" stroked="f">
-                  <v:textbox style="mso-next-textbox:#_x0000_s1100">
+                <v:shape id="_x0000_s1026" type="#_x0000_t202" alt="" style="position:absolute;left:0;text-align:left;margin-left:-2.15pt;margin-top:2.45pt;width:229.95pt;height:134.7pt;z-index:12;visibility:visible;mso-wrap-style:square;mso-wrap-edited:f;mso-width-percent:0;mso-height-percent:0;mso-wrap-distance-left:9pt;mso-wrap-distance-top:3.6pt;mso-wrap-distance-right:9pt;mso-wrap-distance-bottom:3.6pt;mso-position-horizontal-relative:text;mso-position-vertical-relative:text;mso-width-percent:0;mso-height-percent:0;mso-width-relative:margin;mso-height-relative:margin;v-text-anchor:top" filled="f" stroked="f">
+                  <v:textbox style="mso-next-textbox:#_x0000_s1026">
                     <w:txbxContent>
                       <w:p>
                         <w:pPr>
@@ -2931,7 +2933,7 @@
 </file>
 
 <file path=word/styles.xml><?xml version="1.0" encoding="utf-8"?>
-<w:styles xmlns:mc="http://schemas.openxmlformats.org/markup-compatibility/2006" xmlns:r="http://schemas.openxmlformats.org/officeDocument/2006/relationships" xmlns:w="http://schemas.openxmlformats.org/wordprocessingml/2006/main" xmlns:w14="http://schemas.microsoft.com/office/word/2010/wordml" xmlns:w15="http://schemas.microsoft.com/office/word/2012/wordml" xmlns:w16cex="http://schemas.microsoft.com/office/word/2018/wordml/cex" xmlns:w16cid="http://schemas.microsoft.com/office/word/2016/wordml/cid" xmlns:w16="http://schemas.microsoft.com/office/word/2018/wordml" xmlns:w16sdtdh="http://schemas.microsoft.com/office/word/2020/wordml/sdtdatahash" xmlns:w16se="http://schemas.microsoft.com/office/word/2015/wordml/symex" mc:Ignorable="w14 w15 w16se w16cid w16 w16cex w16sdtdh">
+<w:styles xmlns:mc="http://schemas.openxmlformats.org/markup-compatibility/2006" xmlns:r="http://schemas.openxmlformats.org/officeDocument/2006/relationships" xmlns:w="http://schemas.openxmlformats.org/wordprocessingml/2006/main" xmlns:w14="http://schemas.microsoft.com/office/word/2010/wordml" xmlns:w15="http://schemas.microsoft.com/office/word/2012/wordml" xmlns:w16cex="http://schemas.microsoft.com/office/word/2018/wordml/cex" xmlns:w16cid="http://schemas.microsoft.com/office/word/2016/wordml/cid" xmlns:w16="http://schemas.microsoft.com/office/word/2018/wordml" xmlns:w16se="http://schemas.microsoft.com/office/word/2015/wordml/symex" mc:Ignorable="w14 w15 w16se w16cid w16 w16cex">
   <w:docDefaults>
     <w:rPrDefault>
       <w:rPr>
@@ -3319,7 +3321,7 @@
     <w:lsdException w:name="Unresolved Mention" w:semiHidden="1" w:unhideWhenUsed="1"/>
     <w:lsdException w:name="Smart Link" w:semiHidden="1" w:unhideWhenUsed="1"/>
   </w:latentStyles>
-  <w:style w:type="paragraph" w:default="1" w:styleId="a">
+  <w:style w:type="paragraph" w:default="1" w:styleId="Normal">
     <w:name w:val="Normal"/>
     <w:qFormat/>
     <w:rPr>
@@ -3329,13 +3331,13 @@
       <w:lang w:eastAsia="zh-CN"/>
     </w:rPr>
   </w:style>
-  <w:style w:type="character" w:default="1" w:styleId="a0">
+  <w:style w:type="character" w:default="1" w:styleId="DefaultParagraphFont">
     <w:name w:val="Default Paragraph Font"/>
     <w:uiPriority w:val="1"/>
     <w:semiHidden/>
     <w:unhideWhenUsed/>
   </w:style>
-  <w:style w:type="table" w:default="1" w:styleId="a1">
+  <w:style w:type="table" w:default="1" w:styleId="TableNormal">
     <w:name w:val="Normal Table"/>
     <w:uiPriority w:val="99"/>
     <w:semiHidden/>
@@ -3350,13 +3352,13 @@
       </w:tblCellMar>
     </w:tblPr>
   </w:style>
-  <w:style w:type="numbering" w:default="1" w:styleId="a2">
+  <w:style w:type="numbering" w:default="1" w:styleId="NoList">
     <w:name w:val="No List"/>
     <w:uiPriority w:val="99"/>
     <w:semiHidden/>
     <w:unhideWhenUsed/>
   </w:style>
-  <w:style w:type="paragraph" w:styleId="a3">
+  <w:style w:type="paragraph" w:styleId="MacroText">
     <w:name w:val="macro"/>
     <w:semiHidden/>
     <w:pPr>
@@ -3379,9 +3381,9 @@
       <w:lang w:eastAsia="zh-CN"/>
     </w:rPr>
   </w:style>
-  <w:style w:type="table" w:styleId="a4">
+  <w:style w:type="table" w:styleId="TableGrid">
     <w:name w:val="Table Grid"/>
-    <w:basedOn w:val="a1"/>
+    <w:basedOn w:val="TableNormal"/>
     <w:uiPriority w:val="59"/>
     <w:rsid w:val="006C6208"/>
     <w:tblPr>
@@ -3395,10 +3397,10 @@
       </w:tblBorders>
     </w:tblPr>
   </w:style>
-  <w:style w:type="paragraph" w:styleId="2">
+  <w:style w:type="paragraph" w:styleId="BodyText2">
     <w:name w:val="Body Text 2"/>
-    <w:basedOn w:val="a"/>
-    <w:link w:val="20"/>
+    <w:basedOn w:val="Normal"/>
+    <w:link w:val="BodyText2Char"/>
     <w:rsid w:val="00525277"/>
     <w:rPr>
       <w:rFonts w:ascii="Cordia New" w:eastAsia="Cordia New" w:hAnsi="Cordia New" w:cs="Angsana New"/>
@@ -3407,9 +3409,9 @@
       <w:lang w:eastAsia="en-US"/>
     </w:rPr>
   </w:style>
-  <w:style w:type="character" w:customStyle="1" w:styleId="20">
-    <w:name w:val="เนื้อความ 2 อักขระ"/>
-    <w:link w:val="2"/>
+  <w:style w:type="character" w:customStyle="1" w:styleId="BodyText2Char">
+    <w:name w:val="Body Text 2 Char"/>
+    <w:link w:val="BodyText2"/>
     <w:rsid w:val="00525277"/>
     <w:rPr>
       <w:rFonts w:ascii="Cordia New" w:eastAsia="Cordia New" w:hAnsi="Cordia New"/>
@@ -3720,7 +3722,7 @@
 </file>
 
 <file path=customXml/itemProps1.xml><?xml version="1.0" encoding="utf-8"?>
-<ds:datastoreItem xmlns:ds="http://schemas.openxmlformats.org/officeDocument/2006/customXml" ds:itemID="{68F61FA3-2951-42CA-9F1A-DA01CC261C6E}">
+<ds:datastoreItem xmlns:ds="http://schemas.openxmlformats.org/officeDocument/2006/customXml" ds:itemID="{396DB16A-7674-7D4D-9451-F1E290755F86}">
   <ds:schemaRefs>
     <ds:schemaRef ds:uri="http://schemas.openxmlformats.org/officeDocument/2006/bibliography"/>
   </ds:schemaRefs>

--- a/web/msword/leave/LT4-ใบลาพักผ่อน.docx
+++ b/web/msword/leave/LT4-ใบลาพักผ่อน.docx
@@ -241,8 +241,6 @@
         </w:rPr>
         <w:t>ขอลาพักผ่อน</w:t>
       </w:r>
-      <w:bookmarkStart w:id="0" w:name="_GoBack"/>
-      <w:bookmarkEnd w:id="0"/>
     </w:p>
     <w:p>
       <w:pPr>
@@ -2093,7 +2091,25 @@
                       <w:sz w:val="32"/>
                       <w:szCs w:val="32"/>
                     </w:rPr>
-                    <w:t>${total}</w:t>
+                    <w:t>${total</w:t>
+                  </w:r>
+                  <w:r>
+                    <w:rPr>
+                      <w:rFonts w:ascii="TH Sarabun New" w:hAnsi="TH Sarabun New" w:cs="TH Sarabun New"/>
+                      <w:sz w:val="32"/>
+                      <w:szCs w:val="32"/>
+                    </w:rPr>
+                    <w:t>_days</w:t>
+                  </w:r>
+                  <w:bookmarkStart w:id="0" w:name="_GoBack"/>
+                  <w:bookmarkEnd w:id="0"/>
+                  <w:r>
+                    <w:rPr>
+                      <w:rFonts w:ascii="TH Sarabun New" w:hAnsi="TH Sarabun New" w:cs="TH Sarabun New"/>
+                      <w:sz w:val="32"/>
+                      <w:szCs w:val="32"/>
+                    </w:rPr>
+                    <w:t>}</w:t>
                   </w:r>
                 </w:p>
               </w:tc>
@@ -3722,7 +3738,7 @@
 </file>
 
 <file path=customXml/itemProps1.xml><?xml version="1.0" encoding="utf-8"?>
-<ds:datastoreItem xmlns:ds="http://schemas.openxmlformats.org/officeDocument/2006/customXml" ds:itemID="{396DB16A-7674-7D4D-9451-F1E290755F86}">
+<ds:datastoreItem xmlns:ds="http://schemas.openxmlformats.org/officeDocument/2006/customXml" ds:itemID="{7E0EFB55-27C3-6E40-B220-52CF64C64096}">
   <ds:schemaRefs>
     <ds:schemaRef ds:uri="http://schemas.openxmlformats.org/officeDocument/2006/bibliography"/>
   </ds:schemaRefs>
